--- a/LMS Documentation.docx
+++ b/LMS Documentation.docx
@@ -4,11 +4,358 @@
   <w:body>
     <w:p>
       <w:pPr>
-        <w:rPr>
-          <w:b/>
-          <w:bCs/>
-        </w:rPr>
-      </w:pPr>
+        <w:ind w:left="360"/>
+      </w:pPr>
+      <w:r>
+        <w:t xml:space="preserve">This serves as the frontend documentation for the leave management system. An explanation of the core features as well as links to the code stored in </w:t>
+      </w:r>
+      <w:proofErr w:type="spellStart"/>
+      <w:r>
+        <w:t>G</w:t>
+      </w:r>
+      <w:r>
+        <w:t>ithub</w:t>
+      </w:r>
+      <w:proofErr w:type="spellEnd"/>
+      <w:r>
+        <w:t xml:space="preserve"> is provided.</w:t>
+      </w:r>
+    </w:p>
+    <w:p>
+      <w:pPr>
+        <w:ind w:left="360"/>
+      </w:pPr>
+    </w:p>
+    <w:p>
+      <w:pPr>
+        <w:ind w:left="360"/>
+      </w:pPr>
+      <w:r>
+        <w:t>Table of Contents</w:t>
+      </w:r>
+    </w:p>
+    <w:p>
+      <w:pPr>
+        <w:pStyle w:val="ListParagraph"/>
+        <w:numPr>
+          <w:ilvl w:val="0"/>
+          <w:numId w:val="43"/>
+        </w:numPr>
+        <w:rPr>
+          <w:b/>
+          <w:bCs/>
+        </w:rPr>
+      </w:pPr>
+      <w:r>
+        <w:rPr>
+          <w:b/>
+          <w:bCs/>
+        </w:rPr>
+        <w:t>Api</w:t>
+      </w:r>
+    </w:p>
+    <w:p>
+      <w:pPr>
+        <w:pStyle w:val="ListParagraph"/>
+        <w:numPr>
+          <w:ilvl w:val="1"/>
+          <w:numId w:val="43"/>
+        </w:numPr>
+        <w:rPr>
+          <w:b/>
+          <w:bCs/>
+        </w:rPr>
+      </w:pPr>
+      <w:r>
+        <w:rPr>
+          <w:b/>
+          <w:bCs/>
+        </w:rPr>
+        <w:t>Api Endpoints</w:t>
+      </w:r>
+    </w:p>
+    <w:p>
+      <w:pPr>
+        <w:pStyle w:val="ListParagraph"/>
+        <w:numPr>
+          <w:ilvl w:val="0"/>
+          <w:numId w:val="43"/>
+        </w:numPr>
+        <w:rPr>
+          <w:b/>
+          <w:bCs/>
+        </w:rPr>
+      </w:pPr>
+      <w:r>
+        <w:rPr>
+          <w:b/>
+          <w:bCs/>
+        </w:rPr>
+        <w:t>Components</w:t>
+      </w:r>
+    </w:p>
+    <w:p>
+      <w:pPr>
+        <w:pStyle w:val="ListParagraph"/>
+        <w:numPr>
+          <w:ilvl w:val="1"/>
+          <w:numId w:val="43"/>
+        </w:numPr>
+        <w:rPr>
+          <w:b/>
+          <w:bCs/>
+        </w:rPr>
+      </w:pPr>
+      <w:r>
+        <w:rPr>
+          <w:b/>
+          <w:bCs/>
+        </w:rPr>
+        <w:t>FormFieldMapper.js Documentation</w:t>
+      </w:r>
+    </w:p>
+    <w:p>
+      <w:pPr>
+        <w:pStyle w:val="ListParagraph"/>
+        <w:numPr>
+          <w:ilvl w:val="1"/>
+          <w:numId w:val="43"/>
+        </w:numPr>
+        <w:rPr>
+          <w:b/>
+          <w:bCs/>
+        </w:rPr>
+      </w:pPr>
+      <w:r>
+        <w:rPr>
+          <w:b/>
+          <w:bCs/>
+        </w:rPr>
+        <w:t>Validations.js Documentation</w:t>
+      </w:r>
+    </w:p>
+    <w:p>
+      <w:pPr>
+        <w:pStyle w:val="ListParagraph"/>
+        <w:numPr>
+          <w:ilvl w:val="1"/>
+          <w:numId w:val="43"/>
+        </w:numPr>
+        <w:rPr>
+          <w:b/>
+          <w:bCs/>
+        </w:rPr>
+      </w:pPr>
+      <w:r>
+        <w:rPr>
+          <w:b/>
+          <w:bCs/>
+        </w:rPr>
+        <w:t>handleFieldChange.js Documentation</w:t>
+      </w:r>
+    </w:p>
+    <w:p>
+      <w:pPr>
+        <w:pStyle w:val="ListParagraph"/>
+        <w:numPr>
+          <w:ilvl w:val="1"/>
+          <w:numId w:val="43"/>
+        </w:numPr>
+        <w:rPr>
+          <w:b/>
+          <w:bCs/>
+        </w:rPr>
+      </w:pPr>
+      <w:r>
+        <w:rPr>
+          <w:b/>
+          <w:bCs/>
+        </w:rPr>
+        <w:t>DateField.js Documentation</w:t>
+      </w:r>
+    </w:p>
+    <w:p>
+      <w:pPr>
+        <w:pStyle w:val="ListParagraph"/>
+        <w:numPr>
+          <w:ilvl w:val="1"/>
+          <w:numId w:val="43"/>
+        </w:numPr>
+        <w:rPr>
+          <w:b/>
+          <w:bCs/>
+        </w:rPr>
+      </w:pPr>
+      <w:r>
+        <w:rPr>
+          <w:b/>
+          <w:bCs/>
+        </w:rPr>
+        <w:t>Dropdown.js Documentation</w:t>
+      </w:r>
+    </w:p>
+    <w:p>
+      <w:pPr>
+        <w:pStyle w:val="ListParagraph"/>
+        <w:numPr>
+          <w:ilvl w:val="1"/>
+          <w:numId w:val="43"/>
+        </w:numPr>
+        <w:rPr>
+          <w:b/>
+          <w:bCs/>
+        </w:rPr>
+      </w:pPr>
+      <w:r>
+        <w:rPr>
+          <w:b/>
+          <w:bCs/>
+        </w:rPr>
+        <w:t>EditField.js Documentation</w:t>
+      </w:r>
+    </w:p>
+    <w:p>
+      <w:pPr>
+        <w:pStyle w:val="ListParagraph"/>
+        <w:numPr>
+          <w:ilvl w:val="1"/>
+          <w:numId w:val="43"/>
+        </w:numPr>
+        <w:rPr>
+          <w:b/>
+          <w:bCs/>
+        </w:rPr>
+      </w:pPr>
+      <w:r>
+        <w:rPr>
+          <w:b/>
+          <w:bCs/>
+        </w:rPr>
+        <w:t>Input.js Documentation</w:t>
+      </w:r>
+    </w:p>
+    <w:p>
+      <w:pPr>
+        <w:pStyle w:val="ListParagraph"/>
+        <w:numPr>
+          <w:ilvl w:val="0"/>
+          <w:numId w:val="43"/>
+        </w:numPr>
+        <w:rPr>
+          <w:b/>
+          <w:bCs/>
+        </w:rPr>
+      </w:pPr>
+      <w:r>
+        <w:rPr>
+          <w:b/>
+          <w:bCs/>
+        </w:rPr>
+        <w:t>Context</w:t>
+      </w:r>
+    </w:p>
+    <w:p>
+      <w:pPr>
+        <w:pStyle w:val="ListParagraph"/>
+        <w:numPr>
+          <w:ilvl w:val="1"/>
+          <w:numId w:val="43"/>
+        </w:numPr>
+        <w:rPr>
+          <w:b/>
+          <w:bCs/>
+        </w:rPr>
+      </w:pPr>
+      <w:r>
+        <w:rPr>
+          <w:b/>
+          <w:bCs/>
+        </w:rPr>
+        <w:t>AuthContext.js</w:t>
+      </w:r>
+    </w:p>
+    <w:p>
+      <w:pPr>
+        <w:pStyle w:val="ListParagraph"/>
+        <w:numPr>
+          <w:ilvl w:val="0"/>
+          <w:numId w:val="43"/>
+        </w:numPr>
+        <w:rPr>
+          <w:b/>
+          <w:bCs/>
+        </w:rPr>
+      </w:pPr>
+      <w:r>
+        <w:rPr>
+          <w:b/>
+          <w:bCs/>
+        </w:rPr>
+        <w:t>Routes</w:t>
+      </w:r>
+    </w:p>
+    <w:p>
+      <w:pPr>
+        <w:pStyle w:val="ListParagraph"/>
+        <w:numPr>
+          <w:ilvl w:val="1"/>
+          <w:numId w:val="43"/>
+        </w:numPr>
+        <w:rPr>
+          <w:b/>
+          <w:bCs/>
+        </w:rPr>
+      </w:pPr>
+      <w:r>
+        <w:rPr>
+          <w:b/>
+          <w:bCs/>
+        </w:rPr>
+        <w:t>RouteGuard.js</w:t>
+      </w:r>
+    </w:p>
+    <w:p>
+      <w:pPr>
+        <w:pStyle w:val="ListParagraph"/>
+        <w:numPr>
+          <w:ilvl w:val="1"/>
+          <w:numId w:val="43"/>
+        </w:numPr>
+        <w:rPr>
+          <w:b/>
+          <w:bCs/>
+        </w:rPr>
+      </w:pPr>
+      <w:r>
+        <w:rPr>
+          <w:b/>
+          <w:bCs/>
+        </w:rPr>
+        <w:t>Routes.js</w:t>
+      </w:r>
+    </w:p>
+    <w:p>
+      <w:pPr>
+        <w:rPr>
+          <w:b/>
+          <w:bCs/>
+        </w:rPr>
+      </w:pPr>
+    </w:p>
+    <w:p>
+      <w:pPr>
+        <w:rPr>
+          <w:b/>
+          <w:bCs/>
+        </w:rPr>
+      </w:pPr>
+      <w:r>
+        <w:rPr>
+          <w:b/>
+          <w:bCs/>
+        </w:rPr>
+        <w:t>1.</w:t>
+      </w:r>
       <w:r>
         <w:rPr>
           <w:b/>
@@ -182,6 +529,7 @@
     </w:p>
     <w:p>
       <w:r>
+        <w:lastRenderedPageBreak/>
         <w:t xml:space="preserve">This function is used to post data to the server that requires an authentication token. It sends a POST request to the provided </w:t>
       </w:r>
       <w:r>
@@ -400,7 +748,6 @@
     </w:p>
     <w:p>
       <w:r>
-        <w:lastRenderedPageBreak/>
         <w:t xml:space="preserve">This function is used to update data on the server. It sends a PUT request to the provided </w:t>
       </w:r>
       <w:r>
@@ -619,6 +966,7 @@
     </w:p>
     <w:p>
       <w:r>
+        <w:lastRenderedPageBreak/>
         <w:t xml:space="preserve">This function is used to fetch data from the server using a GET request. It sends a GET request to the provided </w:t>
       </w:r>
       <w:r>
@@ -691,6 +1039,13 @@
           <w:bCs/>
         </w:rPr>
       </w:pPr>
+      <w:r>
+        <w:rPr>
+          <w:b/>
+          <w:bCs/>
+        </w:rPr>
+        <w:t xml:space="preserve">1.1 </w:t>
+      </w:r>
       <w:r>
         <w:rPr>
           <w:b/>
@@ -720,19 +1075,7 @@
           <w:rPr>
             <w:rStyle w:val="Hyperlink"/>
           </w:rPr>
-          <w:t>https://github.com/Disraptor-Devs/employee-management-system/blob/main/src/api/A</w:t>
-        </w:r>
-        <w:r>
-          <w:rPr>
-            <w:rStyle w:val="Hyperlink"/>
-          </w:rPr>
-          <w:t>P</w:t>
-        </w:r>
-        <w:r>
-          <w:rPr>
-            <w:rStyle w:val="Hyperlink"/>
-          </w:rPr>
-          <w:t>IEndPoints.js</w:t>
+          <w:t>https://github.com/Disraptor-Devs/employee-management-system/blob/main/src/api/APIEndPoints.js</w:t>
         </w:r>
       </w:hyperlink>
     </w:p>
@@ -801,152 +1144,152 @@
           <w:b/>
           <w:bCs/>
         </w:rPr>
+        <w:t>Method: signinAPI</w:t>
+      </w:r>
+    </w:p>
+    <w:p>
+      <w:r>
+        <w:t>Returns the API endpoint for user/admin sign-in.</w:t>
+      </w:r>
+    </w:p>
+    <w:p>
+      <w:pPr>
+        <w:rPr>
+          <w:b/>
+          <w:bCs/>
+        </w:rPr>
+      </w:pPr>
+      <w:r>
+        <w:rPr>
+          <w:b/>
+          <w:bCs/>
+        </w:rPr>
+        <w:t>Method: signupAPI</w:t>
+      </w:r>
+    </w:p>
+    <w:p>
+      <w:r>
+        <w:t>Returns the API endpoint for user sign-up.</w:t>
+      </w:r>
+    </w:p>
+    <w:p>
+      <w:pPr>
+        <w:rPr>
+          <w:b/>
+          <w:bCs/>
+        </w:rPr>
+      </w:pPr>
+      <w:r>
+        <w:rPr>
+          <w:b/>
+          <w:bCs/>
+        </w:rPr>
+        <w:t>Method: profileAPI</w:t>
+      </w:r>
+    </w:p>
+    <w:p>
+      <w:r>
+        <w:t>Returns the API endpoint for user profile.</w:t>
+      </w:r>
+    </w:p>
+    <w:p>
+      <w:pPr>
+        <w:rPr>
+          <w:b/>
+          <w:bCs/>
+        </w:rPr>
+      </w:pPr>
+      <w:r>
+        <w:rPr>
+          <w:b/>
+          <w:bCs/>
+        </w:rPr>
+        <w:t>Method: otpApi</w:t>
+      </w:r>
+    </w:p>
+    <w:p>
+      <w:r>
+        <w:t>Returns the API endpoint for verifying OTP (One-Time Password).</w:t>
+      </w:r>
+    </w:p>
+    <w:p>
+      <w:pPr>
+        <w:rPr>
+          <w:b/>
+          <w:bCs/>
+        </w:rPr>
+      </w:pPr>
+      <w:r>
+        <w:rPr>
+          <w:b/>
+          <w:bCs/>
+        </w:rPr>
+        <w:t>Method: applyForLeave</w:t>
+      </w:r>
+    </w:p>
+    <w:p>
+      <w:r>
+        <w:t>Returns the API endpoint for applying for leave.</w:t>
+      </w:r>
+    </w:p>
+    <w:p>
+      <w:pPr>
+        <w:rPr>
+          <w:b/>
+          <w:bCs/>
+        </w:rPr>
+      </w:pPr>
+      <w:r>
+        <w:rPr>
+          <w:b/>
+          <w:bCs/>
+        </w:rPr>
+        <w:t>Method: approveLeave</w:t>
+      </w:r>
+    </w:p>
+    <w:p>
+      <w:r>
+        <w:t>Returns the API endpoint for approving leave requests.</w:t>
+      </w:r>
+    </w:p>
+    <w:p>
+      <w:pPr>
+        <w:rPr>
+          <w:b/>
+          <w:bCs/>
+        </w:rPr>
+      </w:pPr>
+      <w:r>
+        <w:rPr>
+          <w:b/>
+          <w:bCs/>
+        </w:rPr>
+        <w:t>Method: getAllLeavesData</w:t>
+      </w:r>
+    </w:p>
+    <w:p>
+      <w:r>
+        <w:t>Returns the API endpoint for fetching all leaves data.</w:t>
+      </w:r>
+    </w:p>
+    <w:p>
+      <w:pPr>
+        <w:rPr>
+          <w:b/>
+          <w:bCs/>
+        </w:rPr>
+      </w:pPr>
+      <w:r>
+        <w:rPr>
+          <w:b/>
+          <w:bCs/>
+        </w:rPr>
+        <w:t>Method: getLeaveByID</w:t>
+      </w:r>
+    </w:p>
+    <w:p>
+      <w:r>
         <w:lastRenderedPageBreak/>
-        <w:t>Method: signinAPI</w:t>
-      </w:r>
-    </w:p>
-    <w:p>
-      <w:r>
-        <w:t>Returns the API endpoint for user/admin sign-in.</w:t>
-      </w:r>
-    </w:p>
-    <w:p>
-      <w:pPr>
-        <w:rPr>
-          <w:b/>
-          <w:bCs/>
-        </w:rPr>
-      </w:pPr>
-      <w:r>
-        <w:rPr>
-          <w:b/>
-          <w:bCs/>
-        </w:rPr>
-        <w:t>Method: signupAPI</w:t>
-      </w:r>
-    </w:p>
-    <w:p>
-      <w:r>
-        <w:t>Returns the API endpoint for user sign-up.</w:t>
-      </w:r>
-    </w:p>
-    <w:p>
-      <w:pPr>
-        <w:rPr>
-          <w:b/>
-          <w:bCs/>
-        </w:rPr>
-      </w:pPr>
-      <w:r>
-        <w:rPr>
-          <w:b/>
-          <w:bCs/>
-        </w:rPr>
-        <w:t>Method: profileAPI</w:t>
-      </w:r>
-    </w:p>
-    <w:p>
-      <w:r>
-        <w:t>Returns the API endpoint for user profile.</w:t>
-      </w:r>
-    </w:p>
-    <w:p>
-      <w:pPr>
-        <w:rPr>
-          <w:b/>
-          <w:bCs/>
-        </w:rPr>
-      </w:pPr>
-      <w:r>
-        <w:rPr>
-          <w:b/>
-          <w:bCs/>
-        </w:rPr>
-        <w:t>Method: otpApi</w:t>
-      </w:r>
-    </w:p>
-    <w:p>
-      <w:r>
-        <w:t>Returns the API endpoint for verifying OTP (One-Time Password).</w:t>
-      </w:r>
-    </w:p>
-    <w:p>
-      <w:pPr>
-        <w:rPr>
-          <w:b/>
-          <w:bCs/>
-        </w:rPr>
-      </w:pPr>
-      <w:r>
-        <w:rPr>
-          <w:b/>
-          <w:bCs/>
-        </w:rPr>
-        <w:t>Method: applyForLeave</w:t>
-      </w:r>
-    </w:p>
-    <w:p>
-      <w:r>
-        <w:t>Returns the API endpoint for applying for leave.</w:t>
-      </w:r>
-    </w:p>
-    <w:p>
-      <w:pPr>
-        <w:rPr>
-          <w:b/>
-          <w:bCs/>
-        </w:rPr>
-      </w:pPr>
-      <w:r>
-        <w:rPr>
-          <w:b/>
-          <w:bCs/>
-        </w:rPr>
-        <w:t>Method: approveLeave</w:t>
-      </w:r>
-    </w:p>
-    <w:p>
-      <w:r>
-        <w:t>Returns the API endpoint for approving leave requests.</w:t>
-      </w:r>
-    </w:p>
-    <w:p>
-      <w:pPr>
-        <w:rPr>
-          <w:b/>
-          <w:bCs/>
-        </w:rPr>
-      </w:pPr>
-      <w:r>
-        <w:rPr>
-          <w:b/>
-          <w:bCs/>
-        </w:rPr>
-        <w:t>Method: getAllLeavesData</w:t>
-      </w:r>
-    </w:p>
-    <w:p>
-      <w:r>
-        <w:t>Returns the API endpoint for fetching all leaves data.</w:t>
-      </w:r>
-    </w:p>
-    <w:p>
-      <w:pPr>
-        <w:rPr>
-          <w:b/>
-          <w:bCs/>
-        </w:rPr>
-      </w:pPr>
-      <w:r>
-        <w:rPr>
-          <w:b/>
-          <w:bCs/>
-        </w:rPr>
-        <w:t>Method: getLeaveByID</w:t>
-      </w:r>
-    </w:p>
-    <w:p>
-      <w:r>
         <w:t>Returns the API endpoint for fetching leave data by ID.</w:t>
       </w:r>
     </w:p>
@@ -1072,7 +1415,35 @@
           <w:b/>
           <w:bCs/>
         </w:rPr>
-        <w:lastRenderedPageBreak/>
+        <w:t>2.1</w:t>
+      </w:r>
+      <w:r>
+        <w:rPr>
+          <w:b/>
+          <w:bCs/>
+        </w:rPr>
+        <w:t>Components</w:t>
+      </w:r>
+    </w:p>
+    <w:p>
+      <w:pPr>
+        <w:rPr>
+          <w:b/>
+          <w:bCs/>
+        </w:rPr>
+      </w:pPr>
+      <w:r>
+        <w:rPr>
+          <w:b/>
+          <w:bCs/>
+        </w:rPr>
+        <w:t xml:space="preserve">     2.1  </w:t>
+      </w:r>
+      <w:r>
+        <w:rPr>
+          <w:b/>
+          <w:bCs/>
+        </w:rPr>
         <w:t xml:space="preserve">FormFieldMapper.js Documentation </w:t>
       </w:r>
     </w:p>
@@ -1247,11 +1618,19 @@
           <w:b/>
           <w:bCs/>
         </w:rPr>
+        <w:t xml:space="preserve">2.2 </w:t>
+      </w:r>
+      <w:r>
+        <w:rPr>
+          <w:b/>
+          <w:bCs/>
+        </w:rPr>
         <w:t>Validations.js Documentation</w:t>
       </w:r>
     </w:p>
     <w:p>
       <w:r>
+        <w:lastRenderedPageBreak/>
         <w:t>This file provides a set of validation functions that can be used to validate various types of form inputs, such as email addresses, passwords, dates, phone numbers, and more.</w:t>
       </w:r>
     </w:p>
@@ -1430,7 +1809,6 @@
           <w:b/>
           <w:bCs/>
         </w:rPr>
-        <w:lastRenderedPageBreak/>
         <w:t>validatePhone</w:t>
       </w:r>
     </w:p>
@@ -1507,6 +1885,13 @@
           <w:bCs/>
         </w:rPr>
       </w:pPr>
+      <w:r>
+        <w:rPr>
+          <w:b/>
+          <w:bCs/>
+        </w:rPr>
+        <w:t xml:space="preserve">2.3 </w:t>
+      </w:r>
       <w:r>
         <w:rPr>
           <w:b/>
@@ -1730,11 +2115,14 @@
         <w:br w:type="page"/>
       </w:r>
       <w:r>
-        <w:rPr>
-          <w:b/>
-          <w:bCs/>
-        </w:rPr>
         <w:lastRenderedPageBreak/>
+        <w:t xml:space="preserve">2.4 </w:t>
+      </w:r>
+      <w:r>
+        <w:rPr>
+          <w:b/>
+          <w:bCs/>
+        </w:rPr>
         <w:t>DateField.js Documentation</w:t>
       </w:r>
     </w:p>
@@ -1974,6 +2362,13 @@
           <w:b/>
           <w:bCs/>
         </w:rPr>
+        <w:t xml:space="preserve">2.5 </w:t>
+      </w:r>
+      <w:r>
+        <w:rPr>
+          <w:b/>
+          <w:bCs/>
+        </w:rPr>
         <w:t>Dropdown.js Documentation</w:t>
       </w:r>
     </w:p>
@@ -2267,6 +2662,13 @@
           <w:b/>
           <w:bCs/>
         </w:rPr>
+        <w:t xml:space="preserve">2.6 </w:t>
+      </w:r>
+      <w:r>
+        <w:rPr>
+          <w:b/>
+          <w:bCs/>
+        </w:rPr>
         <w:t>EditField.js Documentation</w:t>
       </w:r>
     </w:p>
@@ -2618,6 +3020,13 @@
           <w:b/>
           <w:bCs/>
         </w:rPr>
+        <w:t xml:space="preserve">2.7 </w:t>
+      </w:r>
+      <w:r>
+        <w:rPr>
+          <w:b/>
+          <w:bCs/>
+        </w:rPr>
         <w:t>Input.js Documentation</w:t>
       </w:r>
     </w:p>
@@ -2861,14 +3270,38 @@
       </w:r>
     </w:p>
     <w:p/>
-    <w:p/>
-    <w:p>
-      <w:pPr>
-        <w:rPr>
-          <w:b/>
-          <w:bCs/>
-        </w:rPr>
-      </w:pPr>
+    <w:p>
+      <w:pPr>
+        <w:rPr>
+          <w:b/>
+          <w:bCs/>
+        </w:rPr>
+      </w:pPr>
+      <w:r>
+        <w:t xml:space="preserve">3. </w:t>
+      </w:r>
+      <w:r>
+        <w:rPr>
+          <w:b/>
+          <w:bCs/>
+        </w:rPr>
+        <w:t>Context</w:t>
+      </w:r>
+    </w:p>
+    <w:p>
+      <w:pPr>
+        <w:rPr>
+          <w:b/>
+          <w:bCs/>
+        </w:rPr>
+      </w:pPr>
+      <w:r>
+        <w:rPr>
+          <w:b/>
+          <w:bCs/>
+        </w:rPr>
+        <w:t xml:space="preserve">3.1 </w:t>
+      </w:r>
       <w:r>
         <w:rPr>
           <w:b/>
@@ -3209,14 +3642,32 @@
       </w:r>
     </w:p>
     <w:p/>
-    <w:p/>
-    <w:p>
-      <w:pPr>
-        <w:rPr>
-          <w:b/>
-          <w:bCs/>
-        </w:rPr>
-      </w:pPr>
+    <w:p>
+      <w:r>
+        <w:t>4</w:t>
+      </w:r>
+      <w:r>
+        <w:rPr>
+          <w:b/>
+          <w:bCs/>
+        </w:rPr>
+        <w:t>. Routes</w:t>
+      </w:r>
+    </w:p>
+    <w:p>
+      <w:pPr>
+        <w:rPr>
+          <w:b/>
+          <w:bCs/>
+        </w:rPr>
+      </w:pPr>
+      <w:r>
+        <w:rPr>
+          <w:b/>
+          <w:bCs/>
+        </w:rPr>
+        <w:t xml:space="preserve">4.1 </w:t>
+      </w:r>
       <w:r>
         <w:rPr>
           <w:b/>
@@ -3502,6 +3953,13 @@
           <w:bCs/>
         </w:rPr>
       </w:pPr>
+      <w:r>
+        <w:rPr>
+          <w:b/>
+          <w:bCs/>
+        </w:rPr>
+        <w:t xml:space="preserve">4.2 </w:t>
+      </w:r>
       <w:r>
         <w:rPr>
           <w:b/>
@@ -4071,6 +4529,127 @@
     </w:lvl>
   </w:abstractNum>
   <w:abstractNum w:abstractNumId="2" w15:restartNumberingAfterBreak="0">
+    <w:nsid w:val="04876225"/>
+    <w:multiLevelType w:val="multilevel"/>
+    <w:tmpl w:val="7616B370"/>
+    <w:lvl w:ilvl="0">
+      <w:start w:val="1"/>
+      <w:numFmt w:val="decimal"/>
+      <w:lvlText w:val="%1."/>
+      <w:lvlJc w:val="left"/>
+      <w:pPr>
+        <w:ind w:left="720" w:hanging="360"/>
+      </w:pPr>
+      <w:rPr>
+        <w:rFonts w:hint="default"/>
+      </w:rPr>
+    </w:lvl>
+    <w:lvl w:ilvl="1">
+      <w:start w:val="2"/>
+      <w:numFmt w:val="decimal"/>
+      <w:isLgl/>
+      <w:lvlText w:val="%1.%2"/>
+      <w:lvlJc w:val="left"/>
+      <w:pPr>
+        <w:ind w:left="720" w:hanging="360"/>
+      </w:pPr>
+      <w:rPr>
+        <w:rFonts w:hint="default"/>
+      </w:rPr>
+    </w:lvl>
+    <w:lvl w:ilvl="2">
+      <w:start w:val="1"/>
+      <w:numFmt w:val="decimal"/>
+      <w:isLgl/>
+      <w:lvlText w:val="%1.%2.%3"/>
+      <w:lvlJc w:val="left"/>
+      <w:pPr>
+        <w:ind w:left="1080" w:hanging="720"/>
+      </w:pPr>
+      <w:rPr>
+        <w:rFonts w:hint="default"/>
+      </w:rPr>
+    </w:lvl>
+    <w:lvl w:ilvl="3">
+      <w:start w:val="1"/>
+      <w:numFmt w:val="decimal"/>
+      <w:isLgl/>
+      <w:lvlText w:val="%1.%2.%3.%4"/>
+      <w:lvlJc w:val="left"/>
+      <w:pPr>
+        <w:ind w:left="1080" w:hanging="720"/>
+      </w:pPr>
+      <w:rPr>
+        <w:rFonts w:hint="default"/>
+      </w:rPr>
+    </w:lvl>
+    <w:lvl w:ilvl="4">
+      <w:start w:val="1"/>
+      <w:numFmt w:val="decimal"/>
+      <w:isLgl/>
+      <w:lvlText w:val="%1.%2.%3.%4.%5"/>
+      <w:lvlJc w:val="left"/>
+      <w:pPr>
+        <w:ind w:left="1440" w:hanging="1080"/>
+      </w:pPr>
+      <w:rPr>
+        <w:rFonts w:hint="default"/>
+      </w:rPr>
+    </w:lvl>
+    <w:lvl w:ilvl="5">
+      <w:start w:val="1"/>
+      <w:numFmt w:val="decimal"/>
+      <w:isLgl/>
+      <w:lvlText w:val="%1.%2.%3.%4.%5.%6"/>
+      <w:lvlJc w:val="left"/>
+      <w:pPr>
+        <w:ind w:left="1440" w:hanging="1080"/>
+      </w:pPr>
+      <w:rPr>
+        <w:rFonts w:hint="default"/>
+      </w:rPr>
+    </w:lvl>
+    <w:lvl w:ilvl="6">
+      <w:start w:val="1"/>
+      <w:numFmt w:val="decimal"/>
+      <w:isLgl/>
+      <w:lvlText w:val="%1.%2.%3.%4.%5.%6.%7"/>
+      <w:lvlJc w:val="left"/>
+      <w:pPr>
+        <w:ind w:left="1800" w:hanging="1440"/>
+      </w:pPr>
+      <w:rPr>
+        <w:rFonts w:hint="default"/>
+      </w:rPr>
+    </w:lvl>
+    <w:lvl w:ilvl="7">
+      <w:start w:val="1"/>
+      <w:numFmt w:val="decimal"/>
+      <w:isLgl/>
+      <w:lvlText w:val="%1.%2.%3.%4.%5.%6.%7.%8"/>
+      <w:lvlJc w:val="left"/>
+      <w:pPr>
+        <w:ind w:left="1800" w:hanging="1440"/>
+      </w:pPr>
+      <w:rPr>
+        <w:rFonts w:hint="default"/>
+      </w:rPr>
+    </w:lvl>
+    <w:lvl w:ilvl="8">
+      <w:start w:val="1"/>
+      <w:numFmt w:val="decimal"/>
+      <w:isLgl/>
+      <w:lvlText w:val="%1.%2.%3.%4.%5.%6.%7.%8.%9"/>
+      <w:lvlJc w:val="left"/>
+      <w:pPr>
+        <w:ind w:left="2160" w:hanging="1800"/>
+      </w:pPr>
+      <w:rPr>
+        <w:rFonts w:hint="default"/>
+      </w:rPr>
+    </w:lvl>
+  </w:abstractNum>
+  <w:abstractNum w:abstractNumId="3" w15:restartNumberingAfterBreak="0">
     <w:nsid w:val="04EE5245"/>
     <w:multiLevelType w:val="multilevel"/>
     <w:tmpl w:val="B5980AFA"/>
@@ -4219,7 +4798,7 @@
       </w:rPr>
     </w:lvl>
   </w:abstractNum>
-  <w:abstractNum w:abstractNumId="3" w15:restartNumberingAfterBreak="0">
+  <w:abstractNum w:abstractNumId="4" w15:restartNumberingAfterBreak="0">
     <w:nsid w:val="070F69C2"/>
     <w:multiLevelType w:val="multilevel"/>
     <w:tmpl w:val="E8549BFC"/>
@@ -4368,7 +4947,7 @@
       </w:rPr>
     </w:lvl>
   </w:abstractNum>
-  <w:abstractNum w:abstractNumId="4" w15:restartNumberingAfterBreak="0">
+  <w:abstractNum w:abstractNumId="5" w15:restartNumberingAfterBreak="0">
     <w:nsid w:val="07777EE3"/>
     <w:multiLevelType w:val="multilevel"/>
     <w:tmpl w:val="5DE21DB2"/>
@@ -4517,7 +5096,7 @@
       </w:rPr>
     </w:lvl>
   </w:abstractNum>
-  <w:abstractNum w:abstractNumId="5" w15:restartNumberingAfterBreak="0">
+  <w:abstractNum w:abstractNumId="6" w15:restartNumberingAfterBreak="0">
     <w:nsid w:val="0A17364D"/>
     <w:multiLevelType w:val="multilevel"/>
     <w:tmpl w:val="EBCA4922"/>
@@ -4666,7 +5245,7 @@
       </w:rPr>
     </w:lvl>
   </w:abstractNum>
-  <w:abstractNum w:abstractNumId="6" w15:restartNumberingAfterBreak="0">
+  <w:abstractNum w:abstractNumId="7" w15:restartNumberingAfterBreak="0">
     <w:nsid w:val="1A6D7A2F"/>
     <w:multiLevelType w:val="multilevel"/>
     <w:tmpl w:val="573E6C1C"/>
@@ -4815,7 +5394,7 @@
       </w:rPr>
     </w:lvl>
   </w:abstractNum>
-  <w:abstractNum w:abstractNumId="7" w15:restartNumberingAfterBreak="0">
+  <w:abstractNum w:abstractNumId="8" w15:restartNumberingAfterBreak="0">
     <w:nsid w:val="1CA050C4"/>
     <w:multiLevelType w:val="multilevel"/>
     <w:tmpl w:val="4BBE04FC"/>
@@ -4964,7 +5543,7 @@
       </w:rPr>
     </w:lvl>
   </w:abstractNum>
-  <w:abstractNum w:abstractNumId="8" w15:restartNumberingAfterBreak="0">
+  <w:abstractNum w:abstractNumId="9" w15:restartNumberingAfterBreak="0">
     <w:nsid w:val="1EEF7DF6"/>
     <w:multiLevelType w:val="multilevel"/>
     <w:tmpl w:val="3906141A"/>
@@ -5113,7 +5692,7 @@
       </w:rPr>
     </w:lvl>
   </w:abstractNum>
-  <w:abstractNum w:abstractNumId="9" w15:restartNumberingAfterBreak="0">
+  <w:abstractNum w:abstractNumId="10" w15:restartNumberingAfterBreak="0">
     <w:nsid w:val="1F315CC3"/>
     <w:multiLevelType w:val="multilevel"/>
     <w:tmpl w:val="BA5AB0A6"/>
@@ -5262,7 +5841,7 @@
       </w:rPr>
     </w:lvl>
   </w:abstractNum>
-  <w:abstractNum w:abstractNumId="10" w15:restartNumberingAfterBreak="0">
+  <w:abstractNum w:abstractNumId="11" w15:restartNumberingAfterBreak="0">
     <w:nsid w:val="297229C7"/>
     <w:multiLevelType w:val="multilevel"/>
     <w:tmpl w:val="FBE63110"/>
@@ -5411,7 +5990,7 @@
       </w:rPr>
     </w:lvl>
   </w:abstractNum>
-  <w:abstractNum w:abstractNumId="11" w15:restartNumberingAfterBreak="0">
+  <w:abstractNum w:abstractNumId="12" w15:restartNumberingAfterBreak="0">
     <w:nsid w:val="2AF07A30"/>
     <w:multiLevelType w:val="multilevel"/>
     <w:tmpl w:val="BF4A23F8"/>
@@ -5560,7 +6139,7 @@
       </w:rPr>
     </w:lvl>
   </w:abstractNum>
-  <w:abstractNum w:abstractNumId="12" w15:restartNumberingAfterBreak="0">
+  <w:abstractNum w:abstractNumId="13" w15:restartNumberingAfterBreak="0">
     <w:nsid w:val="33591CB6"/>
     <w:multiLevelType w:val="multilevel"/>
     <w:tmpl w:val="56AED3F0"/>
@@ -5709,7 +6288,7 @@
       </w:rPr>
     </w:lvl>
   </w:abstractNum>
-  <w:abstractNum w:abstractNumId="13" w15:restartNumberingAfterBreak="0">
+  <w:abstractNum w:abstractNumId="14" w15:restartNumberingAfterBreak="0">
     <w:nsid w:val="35885677"/>
     <w:multiLevelType w:val="multilevel"/>
     <w:tmpl w:val="971A679E"/>
@@ -5858,7 +6437,7 @@
       </w:rPr>
     </w:lvl>
   </w:abstractNum>
-  <w:abstractNum w:abstractNumId="14" w15:restartNumberingAfterBreak="0">
+  <w:abstractNum w:abstractNumId="15" w15:restartNumberingAfterBreak="0">
     <w:nsid w:val="35E43819"/>
     <w:multiLevelType w:val="multilevel"/>
     <w:tmpl w:val="B972BC66"/>
@@ -6007,7 +6586,7 @@
       </w:rPr>
     </w:lvl>
   </w:abstractNum>
-  <w:abstractNum w:abstractNumId="15" w15:restartNumberingAfterBreak="0">
+  <w:abstractNum w:abstractNumId="16" w15:restartNumberingAfterBreak="0">
     <w:nsid w:val="393D272F"/>
     <w:multiLevelType w:val="multilevel"/>
     <w:tmpl w:val="CA2A35FC"/>
@@ -6156,7 +6735,7 @@
       </w:rPr>
     </w:lvl>
   </w:abstractNum>
-  <w:abstractNum w:abstractNumId="16" w15:restartNumberingAfterBreak="0">
+  <w:abstractNum w:abstractNumId="17" w15:restartNumberingAfterBreak="0">
     <w:nsid w:val="3A7F6676"/>
     <w:multiLevelType w:val="multilevel"/>
     <w:tmpl w:val="3830ECD8"/>
@@ -6305,7 +6884,7 @@
       </w:rPr>
     </w:lvl>
   </w:abstractNum>
-  <w:abstractNum w:abstractNumId="17" w15:restartNumberingAfterBreak="0">
+  <w:abstractNum w:abstractNumId="18" w15:restartNumberingAfterBreak="0">
     <w:nsid w:val="3DC570A2"/>
     <w:multiLevelType w:val="multilevel"/>
     <w:tmpl w:val="798C6E48"/>
@@ -6454,7 +7033,7 @@
       </w:rPr>
     </w:lvl>
   </w:abstractNum>
-  <w:abstractNum w:abstractNumId="18" w15:restartNumberingAfterBreak="0">
+  <w:abstractNum w:abstractNumId="19" w15:restartNumberingAfterBreak="0">
     <w:nsid w:val="3F5279C6"/>
     <w:multiLevelType w:val="multilevel"/>
     <w:tmpl w:val="C3E47B90"/>
@@ -6603,7 +7182,7 @@
       </w:rPr>
     </w:lvl>
   </w:abstractNum>
-  <w:abstractNum w:abstractNumId="19" w15:restartNumberingAfterBreak="0">
+  <w:abstractNum w:abstractNumId="20" w15:restartNumberingAfterBreak="0">
     <w:nsid w:val="42492554"/>
     <w:multiLevelType w:val="multilevel"/>
     <w:tmpl w:val="970C117E"/>
@@ -6752,7 +7331,7 @@
       </w:rPr>
     </w:lvl>
   </w:abstractNum>
-  <w:abstractNum w:abstractNumId="20" w15:restartNumberingAfterBreak="0">
+  <w:abstractNum w:abstractNumId="21" w15:restartNumberingAfterBreak="0">
     <w:nsid w:val="46EA3D4B"/>
     <w:multiLevelType w:val="multilevel"/>
     <w:tmpl w:val="4288ED50"/>
@@ -6901,7 +7480,125 @@
       </w:rPr>
     </w:lvl>
   </w:abstractNum>
-  <w:abstractNum w:abstractNumId="21" w15:restartNumberingAfterBreak="0">
+  <w:abstractNum w:abstractNumId="22" w15:restartNumberingAfterBreak="0">
+    <w:nsid w:val="47DB5DE8"/>
+    <w:multiLevelType w:val="multilevel"/>
+    <w:tmpl w:val="BB043CCA"/>
+    <w:lvl w:ilvl="0">
+      <w:start w:val="1"/>
+      <w:numFmt w:val="decimal"/>
+      <w:lvlText w:val="%1."/>
+      <w:lvlJc w:val="left"/>
+      <w:pPr>
+        <w:ind w:left="720" w:hanging="360"/>
+      </w:pPr>
+    </w:lvl>
+    <w:lvl w:ilvl="1">
+      <w:start w:val="1"/>
+      <w:numFmt w:val="decimal"/>
+      <w:isLgl/>
+      <w:lvlText w:val="%1.%2"/>
+      <w:lvlJc w:val="left"/>
+      <w:pPr>
+        <w:ind w:left="720" w:hanging="360"/>
+      </w:pPr>
+      <w:rPr>
+        <w:rFonts w:hint="default"/>
+      </w:rPr>
+    </w:lvl>
+    <w:lvl w:ilvl="2">
+      <w:start w:val="1"/>
+      <w:numFmt w:val="decimal"/>
+      <w:isLgl/>
+      <w:lvlText w:val="%1.%2.%3"/>
+      <w:lvlJc w:val="left"/>
+      <w:pPr>
+        <w:ind w:left="1080" w:hanging="720"/>
+      </w:pPr>
+      <w:rPr>
+        <w:rFonts w:hint="default"/>
+      </w:rPr>
+    </w:lvl>
+    <w:lvl w:ilvl="3">
+      <w:start w:val="1"/>
+      <w:numFmt w:val="decimal"/>
+      <w:isLgl/>
+      <w:lvlText w:val="%1.%2.%3.%4"/>
+      <w:lvlJc w:val="left"/>
+      <w:pPr>
+        <w:ind w:left="1080" w:hanging="720"/>
+      </w:pPr>
+      <w:rPr>
+        <w:rFonts w:hint="default"/>
+      </w:rPr>
+    </w:lvl>
+    <w:lvl w:ilvl="4">
+      <w:start w:val="1"/>
+      <w:numFmt w:val="decimal"/>
+      <w:isLgl/>
+      <w:lvlText w:val="%1.%2.%3.%4.%5"/>
+      <w:lvlJc w:val="left"/>
+      <w:pPr>
+        <w:ind w:left="1440" w:hanging="1080"/>
+      </w:pPr>
+      <w:rPr>
+        <w:rFonts w:hint="default"/>
+      </w:rPr>
+    </w:lvl>
+    <w:lvl w:ilvl="5">
+      <w:start w:val="1"/>
+      <w:numFmt w:val="decimal"/>
+      <w:isLgl/>
+      <w:lvlText w:val="%1.%2.%3.%4.%5.%6"/>
+      <w:lvlJc w:val="left"/>
+      <w:pPr>
+        <w:ind w:left="1440" w:hanging="1080"/>
+      </w:pPr>
+      <w:rPr>
+        <w:rFonts w:hint="default"/>
+      </w:rPr>
+    </w:lvl>
+    <w:lvl w:ilvl="6">
+      <w:start w:val="1"/>
+      <w:numFmt w:val="decimal"/>
+      <w:isLgl/>
+      <w:lvlText w:val="%1.%2.%3.%4.%5.%6.%7"/>
+      <w:lvlJc w:val="left"/>
+      <w:pPr>
+        <w:ind w:left="1800" w:hanging="1440"/>
+      </w:pPr>
+      <w:rPr>
+        <w:rFonts w:hint="default"/>
+      </w:rPr>
+    </w:lvl>
+    <w:lvl w:ilvl="7">
+      <w:start w:val="1"/>
+      <w:numFmt w:val="decimal"/>
+      <w:isLgl/>
+      <w:lvlText w:val="%1.%2.%3.%4.%5.%6.%7.%8"/>
+      <w:lvlJc w:val="left"/>
+      <w:pPr>
+        <w:ind w:left="1800" w:hanging="1440"/>
+      </w:pPr>
+      <w:rPr>
+        <w:rFonts w:hint="default"/>
+      </w:rPr>
+    </w:lvl>
+    <w:lvl w:ilvl="8">
+      <w:start w:val="1"/>
+      <w:numFmt w:val="decimal"/>
+      <w:isLgl/>
+      <w:lvlText w:val="%1.%2.%3.%4.%5.%6.%7.%8.%9"/>
+      <w:lvlJc w:val="left"/>
+      <w:pPr>
+        <w:ind w:left="1800" w:hanging="1440"/>
+      </w:pPr>
+      <w:rPr>
+        <w:rFonts w:hint="default"/>
+      </w:rPr>
+    </w:lvl>
+  </w:abstractNum>
+  <w:abstractNum w:abstractNumId="23" w15:restartNumberingAfterBreak="0">
     <w:nsid w:val="4B8A4244"/>
     <w:multiLevelType w:val="multilevel"/>
     <w:tmpl w:val="E2B49284"/>
@@ -7050,7 +7747,7 @@
       </w:rPr>
     </w:lvl>
   </w:abstractNum>
-  <w:abstractNum w:abstractNumId="22" w15:restartNumberingAfterBreak="0">
+  <w:abstractNum w:abstractNumId="24" w15:restartNumberingAfterBreak="0">
     <w:nsid w:val="4C397636"/>
     <w:multiLevelType w:val="multilevel"/>
     <w:tmpl w:val="9416A552"/>
@@ -7199,7 +7896,7 @@
       </w:rPr>
     </w:lvl>
   </w:abstractNum>
-  <w:abstractNum w:abstractNumId="23" w15:restartNumberingAfterBreak="0">
+  <w:abstractNum w:abstractNumId="25" w15:restartNumberingAfterBreak="0">
     <w:nsid w:val="4D9635F0"/>
     <w:multiLevelType w:val="multilevel"/>
     <w:tmpl w:val="C71ABA40"/>
@@ -7348,7 +8045,7 @@
       </w:rPr>
     </w:lvl>
   </w:abstractNum>
-  <w:abstractNum w:abstractNumId="24" w15:restartNumberingAfterBreak="0">
+  <w:abstractNum w:abstractNumId="26" w15:restartNumberingAfterBreak="0">
     <w:nsid w:val="4E320782"/>
     <w:multiLevelType w:val="multilevel"/>
     <w:tmpl w:val="908A9F24"/>
@@ -7497,7 +8194,7 @@
       </w:rPr>
     </w:lvl>
   </w:abstractNum>
-  <w:abstractNum w:abstractNumId="25" w15:restartNumberingAfterBreak="0">
+  <w:abstractNum w:abstractNumId="27" w15:restartNumberingAfterBreak="0">
     <w:nsid w:val="4F1C27AD"/>
     <w:multiLevelType w:val="multilevel"/>
     <w:tmpl w:val="86501726"/>
@@ -7646,7 +8343,7 @@
       </w:rPr>
     </w:lvl>
   </w:abstractNum>
-  <w:abstractNum w:abstractNumId="26" w15:restartNumberingAfterBreak="0">
+  <w:abstractNum w:abstractNumId="28" w15:restartNumberingAfterBreak="0">
     <w:nsid w:val="58C368E0"/>
     <w:multiLevelType w:val="multilevel"/>
     <w:tmpl w:val="62282E6E"/>
@@ -7795,7 +8492,7 @@
       </w:rPr>
     </w:lvl>
   </w:abstractNum>
-  <w:abstractNum w:abstractNumId="27" w15:restartNumberingAfterBreak="0">
+  <w:abstractNum w:abstractNumId="29" w15:restartNumberingAfterBreak="0">
     <w:nsid w:val="5A68178A"/>
     <w:multiLevelType w:val="multilevel"/>
     <w:tmpl w:val="6DDE59E6"/>
@@ -7944,7 +8641,7 @@
       </w:rPr>
     </w:lvl>
   </w:abstractNum>
-  <w:abstractNum w:abstractNumId="28" w15:restartNumberingAfterBreak="0">
+  <w:abstractNum w:abstractNumId="30" w15:restartNumberingAfterBreak="0">
     <w:nsid w:val="60695CC2"/>
     <w:multiLevelType w:val="multilevel"/>
     <w:tmpl w:val="AA10ABC0"/>
@@ -8093,7 +8790,7 @@
       </w:rPr>
     </w:lvl>
   </w:abstractNum>
-  <w:abstractNum w:abstractNumId="29" w15:restartNumberingAfterBreak="0">
+  <w:abstractNum w:abstractNumId="31" w15:restartNumberingAfterBreak="0">
     <w:nsid w:val="623C5794"/>
     <w:multiLevelType w:val="multilevel"/>
     <w:tmpl w:val="43E61A66"/>
@@ -8242,7 +8939,7 @@
       </w:rPr>
     </w:lvl>
   </w:abstractNum>
-  <w:abstractNum w:abstractNumId="30" w15:restartNumberingAfterBreak="0">
+  <w:abstractNum w:abstractNumId="32" w15:restartNumberingAfterBreak="0">
     <w:nsid w:val="6296574E"/>
     <w:multiLevelType w:val="multilevel"/>
     <w:tmpl w:val="4932754C"/>
@@ -8391,7 +9088,7 @@
       </w:rPr>
     </w:lvl>
   </w:abstractNum>
-  <w:abstractNum w:abstractNumId="31" w15:restartNumberingAfterBreak="0">
+  <w:abstractNum w:abstractNumId="33" w15:restartNumberingAfterBreak="0">
     <w:nsid w:val="63477273"/>
     <w:multiLevelType w:val="multilevel"/>
     <w:tmpl w:val="CEC6F638"/>
@@ -8540,7 +9237,7 @@
       </w:rPr>
     </w:lvl>
   </w:abstractNum>
-  <w:abstractNum w:abstractNumId="32" w15:restartNumberingAfterBreak="0">
+  <w:abstractNum w:abstractNumId="34" w15:restartNumberingAfterBreak="0">
     <w:nsid w:val="63AD1D00"/>
     <w:multiLevelType w:val="multilevel"/>
     <w:tmpl w:val="6974F44A"/>
@@ -8689,7 +9386,7 @@
       </w:rPr>
     </w:lvl>
   </w:abstractNum>
-  <w:abstractNum w:abstractNumId="33" w15:restartNumberingAfterBreak="0">
+  <w:abstractNum w:abstractNumId="35" w15:restartNumberingAfterBreak="0">
     <w:nsid w:val="644034F1"/>
     <w:multiLevelType w:val="multilevel"/>
     <w:tmpl w:val="8722A44C"/>
@@ -8838,7 +9535,7 @@
       </w:rPr>
     </w:lvl>
   </w:abstractNum>
-  <w:abstractNum w:abstractNumId="34" w15:restartNumberingAfterBreak="0">
+  <w:abstractNum w:abstractNumId="36" w15:restartNumberingAfterBreak="0">
     <w:nsid w:val="65B406BD"/>
     <w:multiLevelType w:val="multilevel"/>
     <w:tmpl w:val="79B0F53C"/>
@@ -8987,7 +9684,7 @@
       </w:rPr>
     </w:lvl>
   </w:abstractNum>
-  <w:abstractNum w:abstractNumId="35" w15:restartNumberingAfterBreak="0">
+  <w:abstractNum w:abstractNumId="37" w15:restartNumberingAfterBreak="0">
     <w:nsid w:val="663E2D05"/>
     <w:multiLevelType w:val="multilevel"/>
     <w:tmpl w:val="BCBE7E90"/>
@@ -9136,7 +9833,7 @@
       </w:rPr>
     </w:lvl>
   </w:abstractNum>
-  <w:abstractNum w:abstractNumId="36" w15:restartNumberingAfterBreak="0">
+  <w:abstractNum w:abstractNumId="38" w15:restartNumberingAfterBreak="0">
     <w:nsid w:val="6EC25130"/>
     <w:multiLevelType w:val="multilevel"/>
     <w:tmpl w:val="B1B27FC6"/>
@@ -9285,7 +9982,7 @@
       </w:rPr>
     </w:lvl>
   </w:abstractNum>
-  <w:abstractNum w:abstractNumId="37" w15:restartNumberingAfterBreak="0">
+  <w:abstractNum w:abstractNumId="39" w15:restartNumberingAfterBreak="0">
     <w:nsid w:val="76A6182E"/>
     <w:multiLevelType w:val="multilevel"/>
     <w:tmpl w:val="93A80CB2"/>
@@ -9434,7 +10131,7 @@
       </w:rPr>
     </w:lvl>
   </w:abstractNum>
-  <w:abstractNum w:abstractNumId="38" w15:restartNumberingAfterBreak="0">
+  <w:abstractNum w:abstractNumId="40" w15:restartNumberingAfterBreak="0">
     <w:nsid w:val="76B54627"/>
     <w:multiLevelType w:val="multilevel"/>
     <w:tmpl w:val="F4DEA6D2"/>
@@ -9583,7 +10280,7 @@
       </w:rPr>
     </w:lvl>
   </w:abstractNum>
-  <w:abstractNum w:abstractNumId="39" w15:restartNumberingAfterBreak="0">
+  <w:abstractNum w:abstractNumId="41" w15:restartNumberingAfterBreak="0">
     <w:nsid w:val="77A3763B"/>
     <w:multiLevelType w:val="multilevel"/>
     <w:tmpl w:val="1D72DE3C"/>
@@ -9732,7 +10429,7 @@
       </w:rPr>
     </w:lvl>
   </w:abstractNum>
-  <w:abstractNum w:abstractNumId="40" w15:restartNumberingAfterBreak="0">
+  <w:abstractNum w:abstractNumId="42" w15:restartNumberingAfterBreak="0">
     <w:nsid w:val="77DB7099"/>
     <w:multiLevelType w:val="multilevel"/>
     <w:tmpl w:val="DE2822D4"/>
@@ -9882,127 +10579,133 @@
     </w:lvl>
   </w:abstractNum>
   <w:num w:numId="1" w16cid:durableId="1352563288">
+    <w:abstractNumId w:val="32"/>
+  </w:num>
+  <w:num w:numId="2" w16cid:durableId="1186332698">
+    <w:abstractNumId w:val="11"/>
+  </w:num>
+  <w:num w:numId="3" w16cid:durableId="322899656">
+    <w:abstractNumId w:val="3"/>
+  </w:num>
+  <w:num w:numId="4" w16cid:durableId="1155101361">
+    <w:abstractNumId w:val="35"/>
+  </w:num>
+  <w:num w:numId="5" w16cid:durableId="941763382">
+    <w:abstractNumId w:val="42"/>
+  </w:num>
+  <w:num w:numId="6" w16cid:durableId="24795783">
+    <w:abstractNumId w:val="20"/>
+  </w:num>
+  <w:num w:numId="7" w16cid:durableId="1168211850">
+    <w:abstractNumId w:val="29"/>
+  </w:num>
+  <w:num w:numId="8" w16cid:durableId="397243297">
+    <w:abstractNumId w:val="28"/>
+  </w:num>
+  <w:num w:numId="9" w16cid:durableId="2072187738">
+    <w:abstractNumId w:val="17"/>
+  </w:num>
+  <w:num w:numId="10" w16cid:durableId="932398053">
+    <w:abstractNumId w:val="41"/>
+  </w:num>
+  <w:num w:numId="11" w16cid:durableId="945574305">
+    <w:abstractNumId w:val="33"/>
+  </w:num>
+  <w:num w:numId="12" w16cid:durableId="980888926">
+    <w:abstractNumId w:val="40"/>
+  </w:num>
+  <w:num w:numId="13" w16cid:durableId="579946821">
     <w:abstractNumId w:val="30"/>
   </w:num>
-  <w:num w:numId="2" w16cid:durableId="1186332698">
-    <w:abstractNumId w:val="10"/>
-  </w:num>
-  <w:num w:numId="3" w16cid:durableId="322899656">
-    <w:abstractNumId w:val="2"/>
-  </w:num>
-  <w:num w:numId="4" w16cid:durableId="1155101361">
-    <w:abstractNumId w:val="33"/>
-  </w:num>
-  <w:num w:numId="5" w16cid:durableId="941763382">
-    <w:abstractNumId w:val="40"/>
-  </w:num>
-  <w:num w:numId="6" w16cid:durableId="24795783">
-    <w:abstractNumId w:val="19"/>
-  </w:num>
-  <w:num w:numId="7" w16cid:durableId="1168211850">
-    <w:abstractNumId w:val="27"/>
-  </w:num>
-  <w:num w:numId="8" w16cid:durableId="397243297">
-    <w:abstractNumId w:val="26"/>
-  </w:num>
-  <w:num w:numId="9" w16cid:durableId="2072187738">
-    <w:abstractNumId w:val="16"/>
-  </w:num>
-  <w:num w:numId="10" w16cid:durableId="932398053">
-    <w:abstractNumId w:val="39"/>
-  </w:num>
-  <w:num w:numId="11" w16cid:durableId="945574305">
-    <w:abstractNumId w:val="31"/>
-  </w:num>
-  <w:num w:numId="12" w16cid:durableId="980888926">
-    <w:abstractNumId w:val="38"/>
-  </w:num>
-  <w:num w:numId="13" w16cid:durableId="579946821">
-    <w:abstractNumId w:val="28"/>
-  </w:num>
   <w:num w:numId="14" w16cid:durableId="1949071994">
-    <w:abstractNumId w:val="22"/>
+    <w:abstractNumId w:val="24"/>
   </w:num>
   <w:num w:numId="15" w16cid:durableId="1312367760">
+    <w:abstractNumId w:val="15"/>
+  </w:num>
+  <w:num w:numId="16" w16cid:durableId="1579511661">
+    <w:abstractNumId w:val="34"/>
+  </w:num>
+  <w:num w:numId="17" w16cid:durableId="1399327716">
+    <w:abstractNumId w:val="12"/>
+  </w:num>
+  <w:num w:numId="18" w16cid:durableId="1827629540">
     <w:abstractNumId w:val="14"/>
   </w:num>
-  <w:num w:numId="16" w16cid:durableId="1579511661">
-    <w:abstractNumId w:val="32"/>
-  </w:num>
-  <w:num w:numId="17" w16cid:durableId="1399327716">
-    <w:abstractNumId w:val="11"/>
-  </w:num>
-  <w:num w:numId="18" w16cid:durableId="1827629540">
-    <w:abstractNumId w:val="13"/>
-  </w:num>
   <w:num w:numId="19" w16cid:durableId="1581939973">
-    <w:abstractNumId w:val="5"/>
+    <w:abstractNumId w:val="6"/>
   </w:num>
   <w:num w:numId="20" w16cid:durableId="2132820517">
     <w:abstractNumId w:val="1"/>
   </w:num>
   <w:num w:numId="21" w16cid:durableId="684752031">
-    <w:abstractNumId w:val="15"/>
+    <w:abstractNumId w:val="16"/>
   </w:num>
   <w:num w:numId="22" w16cid:durableId="953901885">
-    <w:abstractNumId w:val="24"/>
+    <w:abstractNumId w:val="26"/>
   </w:num>
   <w:num w:numId="23" w16cid:durableId="1769688717">
-    <w:abstractNumId w:val="9"/>
+    <w:abstractNumId w:val="10"/>
   </w:num>
   <w:num w:numId="24" w16cid:durableId="1052341737">
-    <w:abstractNumId w:val="4"/>
+    <w:abstractNumId w:val="5"/>
   </w:num>
   <w:num w:numId="25" w16cid:durableId="1660226077">
     <w:abstractNumId w:val="0"/>
   </w:num>
   <w:num w:numId="26" w16cid:durableId="742292436">
+    <w:abstractNumId w:val="38"/>
+  </w:num>
+  <w:num w:numId="27" w16cid:durableId="1665888298">
+    <w:abstractNumId w:val="13"/>
+  </w:num>
+  <w:num w:numId="28" w16cid:durableId="1443375008">
+    <w:abstractNumId w:val="31"/>
+  </w:num>
+  <w:num w:numId="29" w16cid:durableId="569923096">
+    <w:abstractNumId w:val="8"/>
+  </w:num>
+  <w:num w:numId="30" w16cid:durableId="375856593">
+    <w:abstractNumId w:val="27"/>
+  </w:num>
+  <w:num w:numId="31" w16cid:durableId="1481459483">
+    <w:abstractNumId w:val="19"/>
+  </w:num>
+  <w:num w:numId="32" w16cid:durableId="708385227">
+    <w:abstractNumId w:val="7"/>
+  </w:num>
+  <w:num w:numId="33" w16cid:durableId="2010907238">
     <w:abstractNumId w:val="36"/>
   </w:num>
-  <w:num w:numId="27" w16cid:durableId="1665888298">
-    <w:abstractNumId w:val="12"/>
+  <w:num w:numId="34" w16cid:durableId="1100761822">
+    <w:abstractNumId w:val="21"/>
   </w:num>
-  <w:num w:numId="28" w16cid:durableId="1443375008">
-    <w:abstractNumId w:val="29"/>
+  <w:num w:numId="35" w16cid:durableId="871571007">
+    <w:abstractNumId w:val="39"/>
   </w:num>
-  <w:num w:numId="29" w16cid:durableId="569923096">
-    <w:abstractNumId w:val="7"/>
+  <w:num w:numId="36" w16cid:durableId="62415737">
+    <w:abstractNumId w:val="4"/>
   </w:num>
-  <w:num w:numId="30" w16cid:durableId="375856593">
+  <w:num w:numId="37" w16cid:durableId="574508235">
+    <w:abstractNumId w:val="18"/>
+  </w:num>
+  <w:num w:numId="38" w16cid:durableId="1439981491">
+    <w:abstractNumId w:val="9"/>
+  </w:num>
+  <w:num w:numId="39" w16cid:durableId="848056247">
+    <w:abstractNumId w:val="37"/>
+  </w:num>
+  <w:num w:numId="40" w16cid:durableId="468255227">
     <w:abstractNumId w:val="25"/>
   </w:num>
-  <w:num w:numId="31" w16cid:durableId="1481459483">
-    <w:abstractNumId w:val="18"/>
-  </w:num>
-  <w:num w:numId="32" w16cid:durableId="708385227">
-    <w:abstractNumId w:val="6"/>
-  </w:num>
-  <w:num w:numId="33" w16cid:durableId="2010907238">
-    <w:abstractNumId w:val="34"/>
-  </w:num>
-  <w:num w:numId="34" w16cid:durableId="1100761822">
-    <w:abstractNumId w:val="20"/>
-  </w:num>
-  <w:num w:numId="35" w16cid:durableId="871571007">
-    <w:abstractNumId w:val="37"/>
-  </w:num>
-  <w:num w:numId="36" w16cid:durableId="62415737">
-    <w:abstractNumId w:val="3"/>
-  </w:num>
-  <w:num w:numId="37" w16cid:durableId="574508235">
-    <w:abstractNumId w:val="17"/>
-  </w:num>
-  <w:num w:numId="38" w16cid:durableId="1439981491">
-    <w:abstractNumId w:val="8"/>
-  </w:num>
-  <w:num w:numId="39" w16cid:durableId="848056247">
-    <w:abstractNumId w:val="35"/>
-  </w:num>
-  <w:num w:numId="40" w16cid:durableId="468255227">
+  <w:num w:numId="41" w16cid:durableId="400098735">
     <w:abstractNumId w:val="23"/>
   </w:num>
-  <w:num w:numId="41" w16cid:durableId="400098735">
-    <w:abstractNumId w:val="21"/>
+  <w:num w:numId="42" w16cid:durableId="55326924">
+    <w:abstractNumId w:val="2"/>
+  </w:num>
+  <w:num w:numId="43" w16cid:durableId="1086271642">
+    <w:abstractNumId w:val="22"/>
   </w:num>
 </w:numbering>
 </file>
@@ -10411,6 +11114,7 @@
   <w:style w:type="character" w:default="1" w:styleId="DefaultParagraphFont">
     <w:name w:val="Default Paragraph Font"/>
     <w:uiPriority w:val="1"/>
+    <w:semiHidden/>
     <w:unhideWhenUsed/>
   </w:style>
   <w:style w:type="table" w:default="1" w:styleId="TableNormal">
@@ -10468,6 +11172,17 @@
       <w:color w:val="954F72" w:themeColor="followedHyperlink"/>
       <w:u w:val="single"/>
     </w:rPr>
+  </w:style>
+  <w:style w:type="paragraph" w:styleId="ListParagraph">
+    <w:name w:val="List Paragraph"/>
+    <w:basedOn w:val="Normal"/>
+    <w:uiPriority w:val="34"/>
+    <w:qFormat/>
+    <w:rsid w:val="00D57B19"/>
+    <w:pPr>
+      <w:ind w:left="720"/>
+      <w:contextualSpacing/>
+    </w:pPr>
   </w:style>
 </w:styles>
 </file>
